--- a/resources/tender-notice-template.docx
+++ b/resources/tender-notice-template.docx
@@ -1704,130 +1704,7 @@
     </w:p>
     <w:p>
       <w:pPr>
-        <w:pStyle w:val="Heading1"/>
-        <w:jc w:val="center"/>
-        <w:rPr>
-          <w:sz w:val="22"/>
-          <w:szCs w:val="20"/>
-        </w:rPr>
-      </w:pPr>
-    </w:p>
-    <w:p>
-      <w:pPr>
-        <w:rPr>
-          <w:rFonts w:ascii="Times New Roman" w:hAnsi="Times New Roman" w:cs="Times New Roman"/>
-          <w:szCs w:val="20"/>
-          <w:lang w:val="en-US"/>
-        </w:rPr>
-      </w:pPr>
-    </w:p>
-    <w:p>
-      <w:pPr>
-        <w:pStyle w:val="Heading1"/>
-        <w:jc w:val="center"/>
-        <w:rPr>
-          <w:sz w:val="32"/>
-        </w:rPr>
-      </w:pPr>
-    </w:p>
-    <w:p>
-      <w:pPr>
-        <w:rPr>
-          <w:lang w:val="en-US"/>
-        </w:rPr>
-      </w:pPr>
-    </w:p>
-    <w:p>
-      <w:pPr>
-        <w:rPr>
-          <w:lang w:val="en-US"/>
-        </w:rPr>
-      </w:pPr>
-    </w:p>
-    <w:p>
-      <w:pPr>
-        <w:rPr>
-          <w:lang w:val="en-US"/>
-        </w:rPr>
-      </w:pPr>
-    </w:p>
-    <w:p>
-      <w:pPr>
-        <w:rPr>
-          <w:lang w:val="en-US"/>
-        </w:rPr>
-      </w:pPr>
-    </w:p>
-    <w:p>
-      <w:pPr>
-        <w:rPr>
-          <w:lang w:val="en-US"/>
-        </w:rPr>
-      </w:pPr>
-    </w:p>
-    <w:p>
-      <w:pPr>
-        <w:rPr>
-          <w:lang w:val="en-US"/>
-        </w:rPr>
-      </w:pPr>
-    </w:p>
-    <w:p>
-      <w:pPr>
-        <w:rPr>
-          <w:lang w:val="en-US"/>
-        </w:rPr>
-      </w:pPr>
-    </w:p>
-    <w:p>
-      <w:pPr>
-        <w:rPr>
-          <w:lang w:val="en-US"/>
-        </w:rPr>
-      </w:pPr>
-    </w:p>
-    <w:p>
-      <w:pPr>
-        <w:rPr>
-          <w:lang w:val="en-US"/>
-        </w:rPr>
-      </w:pPr>
-    </w:p>
-    <w:p>
-      <w:pPr>
-        <w:jc w:val="center"/>
-        <w:rPr>
-          <w:rFonts w:ascii="Times New Roman" w:hAnsi="Times New Roman" w:cs="Times New Roman"/>
-          <w:b/>
-          <w:sz w:val="32"/>
-          <w:szCs w:val="32"/>
-        </w:rPr>
-      </w:pPr>
-    </w:p>
-    <w:p>
-      <w:pPr>
-        <w:jc w:val="center"/>
-        <w:rPr>
-          <w:rFonts w:ascii="Times New Roman" w:hAnsi="Times New Roman" w:cs="Times New Roman"/>
-          <w:b/>
-          <w:sz w:val="32"/>
-          <w:szCs w:val="32"/>
-        </w:rPr>
-      </w:pPr>
-    </w:p>
-    <w:p>
-      <w:pPr>
-        <w:jc w:val="center"/>
-        <w:rPr>
-          <w:rFonts w:ascii="Times New Roman" w:hAnsi="Times New Roman" w:cs="Times New Roman"/>
-          <w:b/>
-          <w:sz w:val="32"/>
-          <w:szCs w:val="32"/>
-        </w:rPr>
-      </w:pPr>
-    </w:p>
-    <w:p>
-      <w:pPr>
+        <w:pageBreakBefore/>
         <w:jc w:val="center"/>
         <w:rPr>
           <w:rFonts w:ascii="Times New Roman" w:hAnsi="Times New Roman" w:cs="Times New Roman"/>
@@ -3481,123 +3358,7 @@
     </w:p>
     <w:p>
       <w:pPr>
-        <w:pStyle w:val="Title"/>
-        <w:rPr>
-          <w:sz w:val="20"/>
-          <w:szCs w:val="20"/>
-        </w:rPr>
-      </w:pPr>
-    </w:p>
-    <w:p>
-      <w:pPr>
-        <w:pStyle w:val="Title"/>
-        <w:rPr>
-          <w:sz w:val="20"/>
-          <w:szCs w:val="20"/>
-        </w:rPr>
-      </w:pPr>
-    </w:p>
-    <w:p>
-      <w:pPr>
-        <w:pStyle w:val="Title"/>
-        <w:rPr>
-          <w:sz w:val="20"/>
-          <w:szCs w:val="20"/>
-        </w:rPr>
-      </w:pPr>
-    </w:p>
-    <w:p>
-      <w:pPr>
-        <w:pStyle w:val="Title"/>
-        <w:rPr>
-          <w:sz w:val="20"/>
-          <w:szCs w:val="20"/>
-        </w:rPr>
-      </w:pPr>
-    </w:p>
-    <w:p>
-      <w:pPr>
-        <w:pStyle w:val="Title"/>
-        <w:rPr>
-          <w:sz w:val="20"/>
-          <w:szCs w:val="20"/>
-        </w:rPr>
-      </w:pPr>
-    </w:p>
-    <w:p>
-      <w:pPr>
-        <w:pStyle w:val="Title"/>
-        <w:rPr>
-          <w:sz w:val="20"/>
-          <w:szCs w:val="20"/>
-        </w:rPr>
-      </w:pPr>
-    </w:p>
-    <w:p>
-      <w:pPr>
-        <w:pStyle w:val="Title"/>
-        <w:rPr>
-          <w:sz w:val="20"/>
-          <w:szCs w:val="20"/>
-        </w:rPr>
-      </w:pPr>
-    </w:p>
-    <w:p>
-      <w:pPr>
-        <w:pStyle w:val="Title"/>
-        <w:jc w:val="both"/>
-        <w:rPr>
-          <w:sz w:val="20"/>
-          <w:szCs w:val="20"/>
-        </w:rPr>
-      </w:pPr>
-    </w:p>
-    <w:p>
-      <w:pPr>
-        <w:jc w:val="center"/>
-        <w:rPr>
-          <w:rFonts w:ascii="Times New Roman" w:hAnsi="Times New Roman" w:cs="Times New Roman"/>
-          <w:b/>
-          <w:sz w:val="32"/>
-          <w:szCs w:val="32"/>
-        </w:rPr>
-      </w:pPr>
-    </w:p>
-    <w:p>
-      <w:pPr>
-        <w:jc w:val="center"/>
-        <w:rPr>
-          <w:rFonts w:ascii="Times New Roman" w:hAnsi="Times New Roman" w:cs="Times New Roman"/>
-          <w:b/>
-          <w:sz w:val="32"/>
-          <w:szCs w:val="32"/>
-        </w:rPr>
-      </w:pPr>
-    </w:p>
-    <w:p>
-      <w:pPr>
-        <w:jc w:val="center"/>
-        <w:rPr>
-          <w:rFonts w:ascii="Times New Roman" w:hAnsi="Times New Roman" w:cs="Times New Roman"/>
-          <w:b/>
-          <w:sz w:val="32"/>
-          <w:szCs w:val="32"/>
-        </w:rPr>
-      </w:pPr>
-    </w:p>
-    <w:p>
-      <w:pPr>
-        <w:jc w:val="center"/>
-        <w:rPr>
-          <w:rFonts w:ascii="Times New Roman" w:hAnsi="Times New Roman" w:cs="Times New Roman"/>
-          <w:b/>
-          <w:sz w:val="32"/>
-          <w:szCs w:val="32"/>
-        </w:rPr>
-      </w:pPr>
-    </w:p>
-    <w:p>
-      <w:pPr>
+        <w:pageBreakBefore/>
         <w:jc w:val="center"/>
         <w:rPr>
           <w:rFonts w:ascii="Times New Roman" w:hAnsi="Times New Roman" w:cs="Times New Roman"/>
